--- a/public/Aman_Resume.docx
+++ b/public/Aman_Resume.docx
@@ -181,7 +181,15 @@
           <w:sz w:val="21"/>
           <w:u w:val="single" w:color="467886"/>
         </w:rPr>
-        <w:t>a93m54a64n41</w:t>
+        <w:t>a</w:t>
+      </w:r>
+      <w:r>
+        <w:rPr>
+          <w:color w:val="467886"/>
+          <w:sz w:val="21"/>
+          <w:u w:val="single" w:color="467886"/>
+        </w:rPr>
+        <w:t>man9354644</w:t>
       </w:r>
       <w:r>
         <w:rPr>
@@ -978,27 +986,6 @@
           <w:t xml:space="preserve"> GitHub Repo</w:t>
         </w:r>
       </w:hyperlink>
-      <w:r>
-        <w:rPr>
-          <w:rStyle w:val="Strong"/>
-        </w:rPr>
-        <w:t xml:space="preserve"> </w:t>
-      </w:r>
-      <w:r>
-        <w:rPr>
-          <w:rStyle w:val="Strong"/>
-        </w:rPr>
-        <w:t xml:space="preserve">|| </w:t>
-      </w:r>
-      <w:hyperlink r:id="rId13" w:history="1">
-        <w:r>
-          <w:rPr>
-            <w:rStyle w:val="Hyperlink"/>
-            <w:rFonts w:ascii="Segoe UI Emoji" w:hAnsi="Segoe UI Emoji" w:cs="Segoe UI Emoji"/>
-          </w:rPr>
-          <w:t>🔗 Backend Repo</w:t>
-        </w:r>
-      </w:hyperlink>
     </w:p>
     <w:p>
       <w:pPr>
@@ -1018,7 +1005,28 @@
           <w:iCs/>
           <w:szCs w:val="22"/>
         </w:rPr>
-        <w:t>Developed a fully responsive personal portfolio website to showcase projects, skills, and professional experience. Implemented modern UI/UX principles with smooth animations and interactive navigation for better user engagement.</w:t>
+        <w:t>Developed a fully responsive personal portfolio website to showcase projects, skills, and professional experience.</w:t>
+      </w:r>
+    </w:p>
+    <w:p>
+      <w:pPr>
+        <w:numPr>
+          <w:ilvl w:val="0"/>
+          <w:numId w:val="2"/>
+        </w:numPr>
+        <w:spacing w:after="33" w:line="254" w:lineRule="auto"/>
+        <w:ind w:hanging="360"/>
+        <w:rPr>
+          <w:iCs/>
+          <w:szCs w:val="22"/>
+        </w:rPr>
+      </w:pPr>
+      <w:r>
+        <w:rPr>
+          <w:iCs/>
+          <w:szCs w:val="22"/>
+        </w:rPr>
+        <w:t xml:space="preserve"> Implemented modern UI/UX principles with smooth animations and interactive navigation for better user engagement.</w:t>
       </w:r>
     </w:p>
     <w:p>
@@ -1469,6 +1477,30 @@
     </w:p>
     <w:p>
       <w:pPr>
+        <w:pStyle w:val="ListParagraph"/>
+        <w:numPr>
+          <w:ilvl w:val="0"/>
+          <w:numId w:val="7"/>
+        </w:numPr>
+        <w:rPr>
+          <w:b/>
+          <w:bCs/>
+          <w:sz w:val="18"/>
+          <w:szCs w:val="18"/>
+        </w:rPr>
+      </w:pPr>
+      <w:r>
+        <w:rPr>
+          <w:b/>
+          <w:bCs/>
+          <w:sz w:val="18"/>
+          <w:szCs w:val="18"/>
+        </w:rPr>
+        <w:t>VS Code</w:t>
+      </w:r>
+    </w:p>
+    <w:p>
+      <w:pPr>
         <w:spacing w:after="11"/>
         <w:ind w:left="-69"/>
       </w:pPr>
@@ -1646,7 +1678,7 @@
                     <pic:cNvPicPr/>
                   </pic:nvPicPr>
                   <pic:blipFill>
-                    <a:blip r:embed="rId14"/>
+                    <a:blip r:embed="rId13"/>
                     <a:stretch>
                       <a:fillRect/>
                     </a:stretch>
@@ -1720,7 +1752,7 @@
                     <pic:cNvPicPr/>
                   </pic:nvPicPr>
                   <pic:blipFill>
-                    <a:blip r:embed="rId15"/>
+                    <a:blip r:embed="rId14"/>
                     <a:stretch>
                       <a:fillRect/>
                     </a:stretch>
@@ -2224,7 +2256,7 @@
   <w:abstractNum w:abstractNumId="2" w15:restartNumberingAfterBreak="0">
     <w:nsid w:val="325526A9"/>
     <w:multiLevelType w:val="hybridMultilevel"/>
-    <w:tmpl w:val="A1328006"/>
+    <w:tmpl w:val="5E9A9A54"/>
     <w:lvl w:ilvl="0" w:tplc="40090001">
       <w:start w:val="1"/>
       <w:numFmt w:val="bullet"/>
@@ -3928,6 +3960,7 @@
   <w:style w:type="character" w:default="1" w:styleId="DefaultParagraphFont">
     <w:name w:val="Default Paragraph Font"/>
     <w:uiPriority w:val="1"/>
+    <w:semiHidden/>
     <w:unhideWhenUsed/>
   </w:style>
   <w:style w:type="table" w:default="1" w:styleId="TableNormal">
@@ -4041,6 +4074,18 @@
     <w:rPr>
       <w:b/>
       <w:bCs/>
+    </w:rPr>
+  </w:style>
+  <w:style w:type="character" w:styleId="FollowedHyperlink">
+    <w:name w:val="FollowedHyperlink"/>
+    <w:basedOn w:val="DefaultParagraphFont"/>
+    <w:uiPriority w:val="99"/>
+    <w:semiHidden/>
+    <w:unhideWhenUsed/>
+    <w:rsid w:val="006118C9"/>
+    <w:rPr>
+      <w:color w:val="954F72" w:themeColor="followedHyperlink"/>
+      <w:u w:val="single"/>
     </w:rPr>
   </w:style>
 </w:styles>
